--- a/.claude/harness/profile/entregables/informe-seguridad-reemision.docx
+++ b/.claude/harness/profile/entregables/informe-seguridad-reemision.docx
@@ -2126,7 +2126,7 @@
     <w:tr>
       <w:tc>
         <w:tcPr>
-          <w:tcW w:type="dxa" w:w="793"/>
+          <w:tcW w:type="dxa" w:w="680"/>
           <w:tcBorders>
             <w:top w:val="single" w:sz="8" w:color="E8505B"/>
           </w:tcBorders>
@@ -2170,7 +2170,7 @@
       </w:tc>
       <w:tc>
         <w:tcPr>
-          <w:tcW w:type="dxa" w:w="3969"/>
+          <w:tcW w:type="dxa" w:w="3628"/>
           <w:tcBorders>
             <w:top w:val="single" w:sz="8" w:color="E8505B"/>
           </w:tcBorders>
@@ -2192,7 +2192,7 @@
       </w:tc>
       <w:tc>
         <w:tcPr>
-          <w:tcW w:type="dxa" w:w="1247"/>
+          <w:tcW w:type="dxa" w:w="1701"/>
           <w:tcBorders>
             <w:top w:val="single" w:sz="8" w:color="E8505B"/>
           </w:tcBorders>
